--- a/simulation/paper/cover_letter.docx
+++ b/simulation/paper/cover_letter.docx
@@ -36,7 +36,7 @@
           <w:i/>
           <w:sz w:val="24"/>
         </w:rPr>
-        <w:t>XXX X</w:t>
+        <w:t>XXXX</w:t>
       </w:r>
     </w:p>
     <w:p>
@@ -60,7 +60,7 @@
           <w:rFonts w:ascii="Times New Roman" w:hAnsi="Times New Roman" w:eastAsia="Times New Roman"/>
           <w:sz w:val="24"/>
         </w:rPr>
-        <w:t>I am pleased to submit the enclosed manuscript, Personality Interventions Don't Work; Structural Ones Do: Counterfactual Evidence from a HEXACO 7-Typology Workplace Harassment Microsimulation in Japan, for consideration as a Stage 2 Registered Report at XXX X.</w:t>
+        <w:t>I am pleased to submit the enclosed manuscript, Personality Interventions Don't Work; Structural Ones Do: Counterfactual Evidence from a HEXACO 7-Typology Workplace Harassment Microsimulation in Japan, for consideration as a Stage 2 Registered Report at XXXX.</w:t>
       </w:r>
     </w:p>
     <w:p>
@@ -415,7 +415,7 @@
           <w:rFonts w:ascii="Times New Roman" w:hAnsi="Times New Roman" w:eastAsia="Times New Roman"/>
           <w:sz w:val="24"/>
         </w:rPr>
-        <w:t>Per XXX X guidelines, the following experts have publicly stated expertise relevant to this manuscript and have no known conflict of interest with the author:</w:t>
+        <w:t>Per XXXX guidelines, the following experts have publicly stated expertise relevant to this manuscript and have no known conflict of interest with the author:</w:t>
       </w:r>
     </w:p>
     <w:p>

--- a/simulation/paper/cover_letter.docx
+++ b/simulation/paper/cover_letter.docx
@@ -109,7 +109,7 @@
           <w:rFonts w:ascii="Times New Roman" w:hAnsi="Times New Roman" w:eastAsia="Times New Roman"/>
           <w:sz w:val="24"/>
         </w:rPr>
-        <w:t>The pre-registered intersection-union test (Berger &amp; Hsu, 1996) classifies the configuration as REVERSAL: ΔP_A and ΔP_B are statistically null, whereas ΔP_C = +3.54 percentage points (95% CI excluding zero). The classification is robust across all four pre-registered cultural attenuation factors (F = 0.3 to 1.0), including the worst-case Sapouna (2010) UK→Germany null anchor. Numerically, the structural intervention's population-level effect is approximately 5.8× larger than the personality intervention's, given prior meta-analytic effect-size calibrations.</w:t>
+        <w:t>The pre-registered intersection-union test (Berger &amp; Hsu, 1996) classifies the configuration as REVERSAL: ΔP_A and ΔP_B are statistically null, whereas ΔP_C = +3.54 percentage points (95% CI excluding zero). The classification is robust across all four pre-registered cultural attenuation factors (F = 0.3 to 1.0), including the conservative cross-cultural worst-case anchor. Numerically, the structural intervention's population-level effect is approximately 5.8× larger than the personality intervention's, given prior meta-analytic effect-size calibrations.</w:t>
       </w:r>
     </w:p>
     <w:p>

--- a/simulation/paper/cover_letter.docx
+++ b/simulation/paper/cover_letter.docx
@@ -60,7 +60,7 @@
           <w:rFonts w:ascii="Times New Roman" w:hAnsi="Times New Roman" w:eastAsia="Times New Roman"/>
           <w:sz w:val="24"/>
         </w:rPr>
-        <w:t>I am pleased to submit the enclosed manuscript, Personality Interventions Don't Work; Structural Ones Do: Counterfactual Evidence from a HEXACO 7-Typology Workplace Harassment Microsimulation in Japan, for consideration as a Stage 2 Registered Report at XXXX.</w:t>
+        <w:t>I am pleased to submit the enclosed manuscript, Person-Level versus System-Level Anti-Harassment Interventions: HEXACO 7-Typology Evidence That Structure Dominates Personality in Japanese Workplaces, for consideration as a Stage 2 Registered Report at XXXX.</w:t>
       </w:r>
     </w:p>
     <w:p>
@@ -72,7 +72,7 @@
           <w:rFonts w:ascii="Times New Roman" w:hAnsi="Times New Roman" w:eastAsia="Times New Roman"/>
           <w:sz w:val="24"/>
         </w:rPr>
-        <w:t>This submission implements, without deviation, the analysis pre-registered as v2.0 at the Open Science Framework (DOI 10.17605/OSF.IO/3Y54U; locked 2026-05-21). All seven primary hypotheses (H1–H7) are evaluated against pre-registered classification rules; all sensitivity sweeps and diagnostic procedures specified in the v2.0 master are executed and reported. The Methods Clarifications Log accompanying the v2.0 registration (Section 6.5 Level 1 deviation; SHA-256 fcaaf0d…) documents 16 minor specification clarifications resolved during the Stage 1 protocol-development phase.</w:t>
+        <w:t>This submission implements, without deviation, the analysis pre-registered as v2.0 at the Open Science Framework (DOI 10.17605/OSF.IO/3Y54U; registered 2026-04-30). All seven primary hypotheses (H1–H7) are evaluated against pre-registered classification rules; all sensitivity sweeps and diagnostic procedures specified in the v2.0 master are executed and reported. The Methods Clarifications Log accompanying the v2.0 registration (Section 6.5 Level 1 deviation; SHA-256 fcaaf0d…) documents 16 minor specification clarifications resolved during the Stage 1 protocol-development phase.</w:t>
       </w:r>
     </w:p>
     <w:p>
@@ -97,7 +97,7 @@
           <w:rFonts w:ascii="Times New Roman" w:hAnsi="Times New Roman" w:eastAsia="Times New Roman"/>
           <w:sz w:val="24"/>
         </w:rPr>
-        <w:t>Using N = 354 individual-level Japanese workplace harassment data, partitioned into 14 cells (7 HEXACO clusters × 2 genders) and re-weighted with MHLW Labor Force Survey 2022 marginals, we tested three pre-registered counterfactual interventions: (A) personality intervention shifting Honesty-Humility, Agreeableness, and Emotionality by +0.3 SD; (B) cluster reassignment to three low-prevalence typologies; and (C) structural intervention reducing cell-level propensity by 20%, calibrated against three meta-analyses and the MHLW 2020-2023 Power Harassment Prevention Law natural experiment.</w:t>
+        <w:t>Using N = 354 individual-level Japanese workplace harassment data, partitioned into 14 cells (7 HEXACO clusters × 2 genders) and re-weighted with Statistics Bureau (MIC) Labor Force Survey 2022 marginals, we tested three pre-registered counterfactual interventions: (A) personality intervention shifting Honesty-Humility, Agreeableness, and Emotionality by +0.3 SD; (B) targeted personality intervention applying +0.40 SD on Honesty-Humility to individuals already in the low-prevalence HEXACO Cluster {0, 4, 6} subgroup; and (C) structural intervention reducing cell-level propensity by 20%, calibrated against three meta-analyses and the MHLW FY2016–FY2023 natural experiment spanning the staged enforcement of the 2020 Power Harassment Prevention Law.</w:t>
       </w:r>
     </w:p>
     <w:p>
@@ -109,7 +109,7 @@
           <w:rFonts w:ascii="Times New Roman" w:hAnsi="Times New Roman" w:eastAsia="Times New Roman"/>
           <w:sz w:val="24"/>
         </w:rPr>
-        <w:t>The pre-registered intersection-union test (Berger &amp; Hsu, 1996) classifies the configuration as REVERSAL: ΔP_A and ΔP_B are statistically null, whereas ΔP_C = +3.54 percentage points (95% CI excluding zero). The classification is robust across all four pre-registered cultural attenuation factors (F = 0.3 to 1.0), including the conservative cross-cultural worst-case anchor. Numerically, the structural intervention's population-level effect is approximately 5.8× larger than the personality intervention's, given prior meta-analytic effect-size calibrations.</w:t>
+        <w:t>The pre-registered intersection-union test (Berger &amp; Hsu, 1996) classifies the configuration as REVERSAL: ΔP_A and ΔP_B are statistically null, whereas ΔP_C = +3.49 percentage points (95% CI [+2.64, +4.35] excluding zero). The classification is robust across all four pre-registered cultural attenuation factors (F = 0.3 to 1.0), including the conservative cross-cultural worst-case anchor. Numerically, the structural intervention's population-level effect is approximately 5.7× larger than the personality intervention's, given prior meta-analytic effect-size calibrations.</w:t>
       </w:r>
     </w:p>
     <w:p>
@@ -185,7 +185,7 @@
           <w:rFonts w:ascii="Times New Roman" w:hAnsi="Times New Roman" w:eastAsia="Times New Roman"/>
           <w:sz w:val="24"/>
         </w:rPr>
-        <w:t>The convergence of our pre-registered counterfactual evidence with the MHLW 2020-2023 natural experiment (−13.2 pp post-Power-Harassment-Prevention-Law decline) provides a rare quasi-validation of our policy-relevant claim.</w:t>
+        <w:t>The convergence of our pre-registered counterfactual evidence with the MHLW FY2016–FY2023 natural experiment (−13.2 pp post-Power-Harassment-Prevention-Law decline) provides a rare quasi-validation of our policy-relevant claim.</w:t>
       </w:r>
     </w:p>
     <w:p>
@@ -211,7 +211,7 @@
           <w:rFonts w:ascii="Times New Roman" w:hAnsi="Times New Roman" w:eastAsia="Times New Roman"/>
           <w:sz w:val="24"/>
         </w:rPr>
-        <w:t>• Pre-registration adherence: All deviations from the v2.0 master are documented in the Methods Clarifications Log (locked 2026-05-21) and disclosed in §2.2 of the manuscript. No undocumented deviations occurred.</w:t>
+        <w:t>• Pre-registration adherence: All deviations from the v2.0 master are documented in the Methods Clarifications Log (locked 2026-04-30 alongside the v2.0 registration) and disclosed in §2.2 of the manuscript. No undocumented deviations occurred.</w:t>
       </w:r>
     </w:p>
     <w:p>
@@ -250,7 +250,7 @@
           <w:rFonts w:ascii="Times New Roman" w:hAnsi="Times New Roman" w:eastAsia="Times New Roman"/>
           <w:sz w:val="24"/>
         </w:rPr>
-        <w:t>• Data availability: The N = 354 individual-level data are available at OSF under IRB-approved data-sharing protocol; population reweighting data (MHLW Labor Force Survey 2022) are publicly archived in repository.</w:t>
+        <w:t>• Data availability: Public-tier supplementary artifacts (Stage 0–8 HDF5, Figures 1–6 in PNG/PDF/SVG, canonical numerical record, SHA-256 reference hashes) are openly available at the v2.0 OSF working project (osf.io/3hxz6, v2.0/v2.0_supplementary.tar.gz). The N = 354 individual-level dataset is governed by the IRB-approved data-sharing protocol and hosted in a Private OSF component with a documented Request-Access mechanism; the parent project's public Wiki (osf.io/3hxz6/wiki/home/) lists the access criteria, IRB requirements, and four data-use terms. Population reweighting data (Statistics Bureau / MIC Labor Force Survey 2022) are publicly archived in the GitHub repository.</w:t>
       </w:r>
     </w:p>
     <w:p>
@@ -340,7 +340,7 @@
           <w:rFonts w:ascii="Times New Roman" w:hAnsi="Times New Roman" w:eastAsia="Times New Roman"/>
           <w:sz w:val="24"/>
         </w:rPr>
-        <w:t>• m8 limitation (cluster proportions M3-fixed at IEEE-published values);</w:t>
+        <w:t>• m8 limitation (cluster proportions M3-fixed at Tokiwa 2026 IEEE Access values);</w:t>
       </w:r>
     </w:p>
     <w:p>
@@ -540,7 +540,7 @@
           <w:rFonts w:ascii="Times New Roman" w:hAnsi="Times New Roman" w:eastAsia="Times New Roman"/>
           <w:sz w:val="24"/>
         </w:rPr>
-        <w:t>Eisuke Tokiwa SUNBLAZE Co., Ltd. Tokyo, Japan Email: eisuke.tokiwa@sunblaze.jp ORCID: 0009-0009-7124-6669 GitHub: https://github.com/etoki/paper OSF: https://osf.io/3hxz6</w:t>
+        <w:t>Eisuke Tokiwa SUNBLAZE Co., Ltd. Tokyo, Japan Email: eisuke.tokiwa@sunblaze.jp ORCID: 0009-0009-7124-6669 GitHub: https://github.com/etoki/paper OSF: https://osf.io/3y54u</w:t>
       </w:r>
     </w:p>
     <w:sectPr>

--- a/simulation/paper/cover_letter.docx
+++ b/simulation/paper/cover_letter.docx
@@ -211,7 +211,7 @@
           <w:rFonts w:ascii="Times New Roman" w:hAnsi="Times New Roman" w:eastAsia="Times New Roman"/>
           <w:sz w:val="24"/>
         </w:rPr>
-        <w:t>• Pre-registration adherence: All deviations from the v2.0 master are documented in the Methods Clarifications Log (locked 2026-04-30 alongside the v2.0 registration) and disclosed in §2.2 of the manuscript. No undocumented deviations occurred.</w:t>
+        <w:t>• Pre-registration adherence: All deviations from the v2.0 master are documented in the Methods Clarifications Log (locked 2026-04-30 alongside the v2.0 registration) and disclosed in the Methods (Pre-registered analytic pipeline) section of the manuscript. No undocumented deviations occurred.</w:t>
       </w:r>
     </w:p>
     <w:p>
@@ -275,7 +275,7 @@
           <w:rFonts w:ascii="Times New Roman" w:hAnsi="Times New Roman" w:eastAsia="Times New Roman"/>
           <w:sz w:val="24"/>
         </w:rPr>
-        <w:t>The Discussion section (§4.4) discloses six limitations explicitly:</w:t>
+        <w:t>The Discussion (Limitations subsection) discloses six limitations explicitly:</w:t>
       </w:r>
     </w:p>
     <w:p>

--- a/simulation/paper/cover_letter.docx
+++ b/simulation/paper/cover_letter.docx
@@ -378,7 +378,7 @@
           <w:b/>
           <w:sz w:val="24"/>
         </w:rPr>
-        <w:t>Author and conflict-of-interest statement</w:t>
+        <w:t>Author, funding, and competing-interests statement</w:t>
       </w:r>
     </w:p>
     <w:p>
@@ -390,7 +390,7 @@
           <w:rFonts w:ascii="Times New Roman" w:hAnsi="Times New Roman" w:eastAsia="Times New Roman"/>
           <w:sz w:val="24"/>
         </w:rPr>
-        <w:t>This is a sole-authored submission. The author (Eisuke Tokiwa, ORCID 0009-0009-7124-6669) declares no competing interests. The research was self-funded by SUNBLAZE Co., Ltd. (Tokyo, Japan); no external funding was received.</w:t>
+        <w:t>This is a sole-authored submission. The author (Eisuke Tokiwa, ORCID 0009-0009-7124-6669) discloses the following potential competing interest: the author is the representative of SUNBLAZE Co., Ltd. (Tokyo, Japan), which provides HEXACO-JP, a proprietary Japanese-language HEXACO-based personality assessment service. The present study does not use HEXACO-JP; it uses the HEXACO-PI-R Japanese 60-item adaptation published by Wakabayashi (2014) as a separately validated, openly cited instrument. The manuscript does not reference, evaluate, market, recommend, or otherwise promote HEXACO-JP or any other SUNBLAZE product or service. The research received no SUNBLAZE funding, no external grant funding, and was conducted as an independent academic project. The headline empirical findings (null personality-intervention contrast, positive structural-intervention contrast, and the reframing of HEXACO 7-typology as a stratification variable rather than an intervention or screening target) do not differentially favor commercial HEXACO-based assessment products.</w:t>
       </w:r>
     </w:p>
     <w:p>

--- a/simulation/paper/cover_letter.docx
+++ b/simulation/paper/cover_letter.docx
@@ -504,7 +504,7 @@
           <w:rFonts w:ascii="Times New Roman" w:hAnsi="Times New Roman" w:eastAsia="Times New Roman"/>
           <w:sz w:val="24"/>
         </w:rPr>
-        <w:t>I confirm that this manuscript has not been previously published, is not under consideration elsewhere, and that all authors (sole-authored) have agreed to the submission. Code, data, and intermediate artifacts will remain publicly accessible at the indicated OSF DOI and GitHub repository for the duration of peer review and beyond.</w:t>
+        <w:t>I confirm that this manuscript has not been previously published in any peer-reviewed venue and is not under consideration at any other journal. A non-peer-reviewed version has been posted as a preprint at SocArXiv (DOI 10.31235/osf.io/p2d8w_v1) per the journal's preprint policy. The submission is sole-authored. Code, data, and intermediate artifacts will remain publicly accessible at the indicated OSF DOI and GitHub repository for the duration of peer review and beyond.</w:t>
       </w:r>
     </w:p>
     <w:p>

--- a/simulation/paper/cover_letter.docx
+++ b/simulation/paper/cover_letter.docx
@@ -60,7 +60,7 @@
           <w:rFonts w:ascii="Times New Roman" w:hAnsi="Times New Roman" w:eastAsia="Times New Roman"/>
           <w:sz w:val="24"/>
         </w:rPr>
-        <w:t>I am pleased to submit the enclosed manuscript, Person-Level versus System-Level Anti-Harassment Interventions: HEXACO 7-Typology Evidence That Structure Dominates Personality in Japanese Workplaces, for consideration as a Stage 2 Registered Report at XXXX.</w:t>
+        <w:t>I am pleased to submit the enclosed manuscript, Person-Level versus System-Level Anti-Harassment Interventions: A HEXACO 7-Typology Counterfactual Microsimulation in Japanese Workplaces, for consideration as a Stage 2 Registered Report at XXXX.</w:t>
       </w:r>
     </w:p>
     <w:p>
@@ -173,7 +173,7 @@
           <w:rFonts w:ascii="Times New Roman" w:hAnsi="Times New Roman" w:eastAsia="Times New Roman"/>
           <w:sz w:val="24"/>
         </w:rPr>
-        <w:t>• Substantive reframing: We reposition HEXACO 7-typology as a stratification variable identifying differentially exposed populations rather than as an intervention target. This framing rejects victim-blaming readings of harassment exposure and aligns with workplace ethics literature.</w:t>
+        <w:t>• Substantive reframing: We reposition HEXACO 7-typology as a stratification variable identifying differentially exposed populations rather than as an intervention target, and caution against reading observational HEXACO–harassment associations as endorsing person-focused remediation.</w:t>
       </w:r>
     </w:p>
     <w:p>
@@ -185,7 +185,7 @@
           <w:rFonts w:ascii="Times New Roman" w:hAnsi="Times New Roman" w:eastAsia="Times New Roman"/>
           <w:sz w:val="24"/>
         </w:rPr>
-        <w:t>The convergence of our pre-registered counterfactual evidence with the MHLW FY2016–FY2023 natural experiment (−13.2 pp post-Power-Harassment-Prevention-Law decline) provides a rare quasi-validation of our policy-relevant claim.</w:t>
+        <w:t>The MHLW FY2016 → FY2023 −13.2-percentage-point decline that overlaps with the staged enforcement of the 2020 Power Harassment Prevention Law is treated in the manuscript as substantive context rather than as a formal causal estimand of the law's effect; the present cross-sectional design does not support a formal causal inference about the law itself.</w:t>
       </w:r>
     </w:p>
     <w:p>
@@ -340,7 +340,7 @@
           <w:rFonts w:ascii="Times New Roman" w:hAnsi="Times New Roman" w:eastAsia="Times New Roman"/>
           <w:sz w:val="24"/>
         </w:rPr>
-        <w:t>• m8 limitation (cluster proportions M3-fixed at Tokiwa 2026 IEEE Access values);</w:t>
+        <w:t>• Cluster-proportion limitation (cluster proportions remain fixed at the Tokiwa (2026) values for N = 13,668 because the Labour Force Survey does not capture HEXACO cluster membership);</w:t>
       </w:r>
     </w:p>
     <w:p>
